--- a/outputs/tables/Table6_OOS_DJIA.docx
+++ b/outputs/tables/Table6_OOS_DJIA.docx
@@ -639,7 +639,7 @@
                 <w:rFonts w:ascii="Times New Roman" w:hAnsi="Times New Roman"/>
                 <w:sz w:val="20"/>
               </w:rPr>
-              <w:t>\textbf{1.03542}</w:t>
+              <w:t>1.03542</w:t>
             </w:r>
           </w:p>
         </w:tc>
@@ -653,7 +653,7 @@
                 <w:rFonts w:ascii="Times New Roman" w:hAnsi="Times New Roman"/>
                 <w:sz w:val="20"/>
               </w:rPr>
-              <w:t>\textbf{1.01755}</w:t>
+              <w:t>1.01755</w:t>
             </w:r>
           </w:p>
         </w:tc>
@@ -667,7 +667,7 @@
                 <w:rFonts w:ascii="Times New Roman" w:hAnsi="Times New Roman"/>
                 <w:sz w:val="20"/>
               </w:rPr>
-              <w:t>\textbf{0.66871}</w:t>
+              <w:t>0.66871</w:t>
             </w:r>
           </w:p>
         </w:tc>
@@ -681,7 +681,7 @@
                 <w:rFonts w:ascii="Times New Roman" w:hAnsi="Times New Roman"/>
                 <w:sz w:val="20"/>
               </w:rPr>
-              <w:t>\textbf{-0.0172}</w:t>
+              <w:t>-0.0172</w:t>
             </w:r>
           </w:p>
         </w:tc>
@@ -695,7 +695,7 @@
                 <w:rFonts w:ascii="Times New Roman" w:hAnsi="Times New Roman"/>
                 <w:sz w:val="20"/>
               </w:rPr>
-              <w:t>\textbf{0.50494}</w:t>
+              <w:t>0.50494</w:t>
             </w:r>
           </w:p>
         </w:tc>
@@ -909,6 +909,148 @@
                 <w:rFonts w:ascii="Times New Roman" w:hAnsi="Times New Roman"/>
                 <w:sz w:val="20"/>
               </w:rPr>
+              <w:t>MSGARCH(1,1)</w:t>
+            </w:r>
+          </w:p>
+        </w:tc>
+        <w:tc>
+          <w:tcPr>
+            <w:tcW w:type="dxa" w:w="864"/>
+          </w:tcPr>
+          <w:p>
+            <w:r>
+              <w:rPr>
+                <w:rFonts w:ascii="Times New Roman" w:hAnsi="Times New Roman"/>
+                <w:sz w:val="20"/>
+              </w:rPr>
+              <w:t>2.24243</w:t>
+            </w:r>
+          </w:p>
+        </w:tc>
+        <w:tc>
+          <w:tcPr>
+            <w:tcW w:type="dxa" w:w="864"/>
+          </w:tcPr>
+          <w:p>
+            <w:r>
+              <w:rPr>
+                <w:rFonts w:ascii="Times New Roman" w:hAnsi="Times New Roman"/>
+                <w:sz w:val="20"/>
+              </w:rPr>
+              <w:t>1.49747</w:t>
+            </w:r>
+          </w:p>
+        </w:tc>
+        <w:tc>
+          <w:tcPr>
+            <w:tcW w:type="dxa" w:w="864"/>
+          </w:tcPr>
+          <w:p>
+            <w:r>
+              <w:rPr>
+                <w:rFonts w:ascii="Times New Roman" w:hAnsi="Times New Roman"/>
+                <w:sz w:val="20"/>
+              </w:rPr>
+              <w:t>1.02717</w:t>
+            </w:r>
+          </w:p>
+        </w:tc>
+        <w:tc>
+          <w:tcPr>
+            <w:tcW w:type="dxa" w:w="864"/>
+          </w:tcPr>
+          <w:p>
+            <w:r>
+              <w:rPr>
+                <w:rFonts w:ascii="Times New Roman" w:hAnsi="Times New Roman"/>
+                <w:sz w:val="20"/>
+              </w:rPr>
+              <w:t>-1.2030</w:t>
+            </w:r>
+          </w:p>
+        </w:tc>
+        <w:tc>
+          <w:tcPr>
+            <w:tcW w:type="dxa" w:w="864"/>
+          </w:tcPr>
+          <w:p>
+            <w:r>
+              <w:rPr>
+                <w:rFonts w:ascii="Times New Roman" w:hAnsi="Times New Roman"/>
+                <w:sz w:val="20"/>
+              </w:rPr>
+              <w:t>0.78989</w:t>
+            </w:r>
+          </w:p>
+        </w:tc>
+        <w:tc>
+          <w:tcPr>
+            <w:tcW w:type="dxa" w:w="864"/>
+          </w:tcPr>
+          <w:p>
+            <w:r>
+              <w:rPr>
+                <w:rFonts w:ascii="Times New Roman" w:hAnsi="Times New Roman"/>
+                <w:sz w:val="20"/>
+              </w:rPr>
+              <w:t>-1.2639</w:t>
+            </w:r>
+          </w:p>
+        </w:tc>
+        <w:tc>
+          <w:tcPr>
+            <w:tcW w:type="dxa" w:w="864"/>
+          </w:tcPr>
+          <w:p>
+            <w:r>
+              <w:rPr>
+                <w:rFonts w:ascii="Times New Roman" w:hAnsi="Times New Roman"/>
+                <w:sz w:val="20"/>
+              </w:rPr>
+              <w:t>+103.50\%</w:t>
+            </w:r>
+          </w:p>
+        </w:tc>
+        <w:tc>
+          <w:tcPr>
+            <w:tcW w:type="dxa" w:w="864"/>
+          </w:tcPr>
+          <w:p>
+            <w:r>
+              <w:rPr>
+                <w:rFonts w:ascii="Times New Roman" w:hAnsi="Times New Roman"/>
+                <w:sz w:val="20"/>
+              </w:rPr>
+              <w:t>No</w:t>
+            </w:r>
+          </w:p>
+        </w:tc>
+        <w:tc>
+          <w:tcPr>
+            <w:tcW w:type="dxa" w:w="864"/>
+          </w:tcPr>
+          <w:p>
+            <w:r>
+              <w:rPr>
+                <w:rFonts w:ascii="Times New Roman" w:hAnsi="Times New Roman"/>
+                <w:sz w:val="20"/>
+              </w:rPr>
+              <w:t>—</w:t>
+            </w:r>
+          </w:p>
+        </w:tc>
+      </w:tr>
+      <w:tr>
+        <w:tc>
+          <w:tcPr>
+            <w:tcW w:type="dxa" w:w="864"/>
+          </w:tcPr>
+          <w:p>
+            <w:r>
+              <w:rPr>
+                <w:rFonts w:ascii="Times New Roman" w:hAnsi="Times New Roman"/>
+                <w:sz w:val="20"/>
+              </w:rPr>
               <w:t>HAR</w:t>
             </w:r>
           </w:p>
@@ -1061,6 +1203,858 @@
       <w:tr>
         <w:tc>
           <w:tcPr>
+            <w:tcW w:type="dxa" w:w="864"/>
+          </w:tcPr>
+          <w:p>
+            <w:r>
+              <w:rPr>
+                <w:rFonts w:ascii="Times New Roman" w:hAnsi="Times New Roman"/>
+                <w:sz w:val="20"/>
+              </w:rPr>
+              <w:t>NN-GARCH</w:t>
+            </w:r>
+          </w:p>
+        </w:tc>
+        <w:tc>
+          <w:tcPr>
+            <w:tcW w:type="dxa" w:w="864"/>
+          </w:tcPr>
+          <w:p>
+            <w:r>
+              <w:rPr>
+                <w:rFonts w:ascii="Times New Roman" w:hAnsi="Times New Roman"/>
+                <w:sz w:val="20"/>
+              </w:rPr>
+              <w:t>1.03761 ± 0.04414</w:t>
+            </w:r>
+          </w:p>
+        </w:tc>
+        <w:tc>
+          <w:tcPr>
+            <w:tcW w:type="dxa" w:w="864"/>
+          </w:tcPr>
+          <w:p>
+            <w:r>
+              <w:rPr>
+                <w:rFonts w:ascii="Times New Roman" w:hAnsi="Times New Roman"/>
+                <w:sz w:val="20"/>
+              </w:rPr>
+              <w:t>1.01863</w:t>
+            </w:r>
+          </w:p>
+        </w:tc>
+        <w:tc>
+          <w:tcPr>
+            <w:tcW w:type="dxa" w:w="864"/>
+          </w:tcPr>
+          <w:p>
+            <w:r>
+              <w:rPr>
+                <w:rFonts w:ascii="Times New Roman" w:hAnsi="Times New Roman"/>
+                <w:sz w:val="20"/>
+              </w:rPr>
+              <w:t>\textbf{0.65196 ± 0.08646}</w:t>
+            </w:r>
+          </w:p>
+        </w:tc>
+        <w:tc>
+          <w:tcPr>
+            <w:tcW w:type="dxa" w:w="864"/>
+          </w:tcPr>
+          <w:p>
+            <w:r>
+              <w:rPr>
+                <w:rFonts w:ascii="Times New Roman" w:hAnsi="Times New Roman"/>
+                <w:sz w:val="20"/>
+              </w:rPr>
+              <w:t>-0.0194</w:t>
+            </w:r>
+          </w:p>
+        </w:tc>
+        <w:tc>
+          <w:tcPr>
+            <w:tcW w:type="dxa" w:w="864"/>
+          </w:tcPr>
+          <w:p>
+            <w:r>
+              <w:rPr>
+                <w:rFonts w:ascii="Times New Roman" w:hAnsi="Times New Roman"/>
+                <w:sz w:val="20"/>
+              </w:rPr>
+              <w:t>0.53084</w:t>
+            </w:r>
+          </w:p>
+        </w:tc>
+        <w:tc>
+          <w:tcPr>
+            <w:tcW w:type="dxa" w:w="864"/>
+          </w:tcPr>
+          <w:p>
+            <w:r>
+              <w:rPr>
+                <w:rFonts w:ascii="Times New Roman" w:hAnsi="Times New Roman"/>
+                <w:sz w:val="20"/>
+              </w:rPr>
+              <w:t>-1.1685</w:t>
+            </w:r>
+          </w:p>
+        </w:tc>
+        <w:tc>
+          <w:tcPr>
+            <w:tcW w:type="dxa" w:w="864"/>
+          </w:tcPr>
+          <w:p>
+            <w:r>
+              <w:rPr>
+                <w:rFonts w:ascii="Times New Roman" w:hAnsi="Times New Roman"/>
+                <w:sz w:val="20"/>
+              </w:rPr>
+              <w:t>-5.84\%</w:t>
+            </w:r>
+          </w:p>
+        </w:tc>
+        <w:tc>
+          <w:tcPr>
+            <w:tcW w:type="dxa" w:w="864"/>
+          </w:tcPr>
+          <w:p>
+            <w:r>
+              <w:rPr>
+                <w:rFonts w:ascii="Times New Roman" w:hAnsi="Times New Roman"/>
+                <w:sz w:val="20"/>
+              </w:rPr>
+              <w:t>Yes</w:t>
+            </w:r>
+          </w:p>
+        </w:tc>
+        <w:tc>
+          <w:tcPr>
+            <w:tcW w:type="dxa" w:w="864"/>
+          </w:tcPr>
+          <w:p>
+            <w:r>
+              <w:rPr>
+                <w:rFonts w:ascii="Times New Roman" w:hAnsi="Times New Roman"/>
+                <w:sz w:val="20"/>
+              </w:rPr>
+              <w:t>ok</w:t>
+            </w:r>
+          </w:p>
+        </w:tc>
+      </w:tr>
+      <w:tr>
+        <w:tc>
+          <w:tcPr>
+            <w:tcW w:type="dxa" w:w="864"/>
+          </w:tcPr>
+          <w:p>
+            <w:r>
+              <w:rPr>
+                <w:rFonts w:ascii="Times New Roman" w:hAnsi="Times New Roman"/>
+                <w:sz w:val="20"/>
+              </w:rPr>
+              <w:t>LSTM-SSE</w:t>
+            </w:r>
+          </w:p>
+        </w:tc>
+        <w:tc>
+          <w:tcPr>
+            <w:tcW w:type="dxa" w:w="864"/>
+          </w:tcPr>
+          <w:p>
+            <w:r>
+              <w:rPr>
+                <w:rFonts w:ascii="Times New Roman" w:hAnsi="Times New Roman"/>
+                <w:sz w:val="20"/>
+              </w:rPr>
+              <w:t>1.05135 ± 0.00741</w:t>
+            </w:r>
+          </w:p>
+        </w:tc>
+        <w:tc>
+          <w:tcPr>
+            <w:tcW w:type="dxa" w:w="864"/>
+          </w:tcPr>
+          <w:p>
+            <w:r>
+              <w:rPr>
+                <w:rFonts w:ascii="Times New Roman" w:hAnsi="Times New Roman"/>
+                <w:sz w:val="20"/>
+              </w:rPr>
+              <w:t>1.02536</w:t>
+            </w:r>
+          </w:p>
+        </w:tc>
+        <w:tc>
+          <w:tcPr>
+            <w:tcW w:type="dxa" w:w="864"/>
+          </w:tcPr>
+          <w:p>
+            <w:r>
+              <w:rPr>
+                <w:rFonts w:ascii="Times New Roman" w:hAnsi="Times New Roman"/>
+                <w:sz w:val="20"/>
+              </w:rPr>
+              <w:t>0.67560 ± 0.01637</w:t>
+            </w:r>
+          </w:p>
+        </w:tc>
+        <w:tc>
+          <w:tcPr>
+            <w:tcW w:type="dxa" w:w="864"/>
+          </w:tcPr>
+          <w:p>
+            <w:r>
+              <w:rPr>
+                <w:rFonts w:ascii="Times New Roman" w:hAnsi="Times New Roman"/>
+                <w:sz w:val="20"/>
+              </w:rPr>
+              <w:t>-0.0329</w:t>
+            </w:r>
+          </w:p>
+        </w:tc>
+        <w:tc>
+          <w:tcPr>
+            <w:tcW w:type="dxa" w:w="864"/>
+          </w:tcPr>
+          <w:p>
+            <w:r>
+              <w:rPr>
+                <w:rFonts w:ascii="Times New Roman" w:hAnsi="Times New Roman"/>
+                <w:sz w:val="20"/>
+              </w:rPr>
+              <w:t>0.51616</w:t>
+            </w:r>
+          </w:p>
+        </w:tc>
+        <w:tc>
+          <w:tcPr>
+            <w:tcW w:type="dxa" w:w="864"/>
+          </w:tcPr>
+          <w:p>
+            <w:r>
+              <w:rPr>
+                <w:rFonts w:ascii="Times New Roman" w:hAnsi="Times New Roman"/>
+                <w:sz w:val="20"/>
+              </w:rPr>
+              <w:t>-1.1733</w:t>
+            </w:r>
+          </w:p>
+        </w:tc>
+        <w:tc>
+          <w:tcPr>
+            <w:tcW w:type="dxa" w:w="864"/>
+          </w:tcPr>
+          <w:p>
+            <w:r>
+              <w:rPr>
+                <w:rFonts w:ascii="Times New Roman" w:hAnsi="Times New Roman"/>
+                <w:sz w:val="20"/>
+              </w:rPr>
+              <w:t>-4.59\%</w:t>
+            </w:r>
+          </w:p>
+        </w:tc>
+        <w:tc>
+          <w:tcPr>
+            <w:tcW w:type="dxa" w:w="864"/>
+          </w:tcPr>
+          <w:p>
+            <w:r>
+              <w:rPr>
+                <w:rFonts w:ascii="Times New Roman" w:hAnsi="Times New Roman"/>
+                <w:sz w:val="20"/>
+              </w:rPr>
+              <w:t>Yes</w:t>
+            </w:r>
+          </w:p>
+        </w:tc>
+        <w:tc>
+          <w:tcPr>
+            <w:tcW w:type="dxa" w:w="864"/>
+          </w:tcPr>
+          <w:p>
+            <w:r>
+              <w:rPr>
+                <w:rFonts w:ascii="Times New Roman" w:hAnsi="Times New Roman"/>
+                <w:sz w:val="20"/>
+              </w:rPr>
+              <w:t>ok</w:t>
+            </w:r>
+          </w:p>
+        </w:tc>
+      </w:tr>
+      <w:tr>
+        <w:tc>
+          <w:tcPr>
+            <w:tcW w:type="dxa" w:w="864"/>
+          </w:tcPr>
+          <w:p>
+            <w:r>
+              <w:rPr>
+                <w:rFonts w:ascii="Times New Roman" w:hAnsi="Times New Roman"/>
+                <w:sz w:val="20"/>
+              </w:rPr>
+              <w:t>CNN-LSTM</w:t>
+            </w:r>
+          </w:p>
+        </w:tc>
+        <w:tc>
+          <w:tcPr>
+            <w:tcW w:type="dxa" w:w="864"/>
+          </w:tcPr>
+          <w:p>
+            <w:r>
+              <w:rPr>
+                <w:rFonts w:ascii="Times New Roman" w:hAnsi="Times New Roman"/>
+                <w:sz w:val="20"/>
+              </w:rPr>
+              <w:t>1.07541 ± 0.02041</w:t>
+            </w:r>
+          </w:p>
+        </w:tc>
+        <w:tc>
+          <w:tcPr>
+            <w:tcW w:type="dxa" w:w="864"/>
+          </w:tcPr>
+          <w:p>
+            <w:r>
+              <w:rPr>
+                <w:rFonts w:ascii="Times New Roman" w:hAnsi="Times New Roman"/>
+                <w:sz w:val="20"/>
+              </w:rPr>
+              <w:t>1.03702</w:t>
+            </w:r>
+          </w:p>
+        </w:tc>
+        <w:tc>
+          <w:tcPr>
+            <w:tcW w:type="dxa" w:w="864"/>
+          </w:tcPr>
+          <w:p>
+            <w:r>
+              <w:rPr>
+                <w:rFonts w:ascii="Times New Roman" w:hAnsi="Times New Roman"/>
+                <w:sz w:val="20"/>
+              </w:rPr>
+              <w:t>0.66321 ± 0.02213</w:t>
+            </w:r>
+          </w:p>
+        </w:tc>
+        <w:tc>
+          <w:tcPr>
+            <w:tcW w:type="dxa" w:w="864"/>
+          </w:tcPr>
+          <w:p>
+            <w:r>
+              <w:rPr>
+                <w:rFonts w:ascii="Times New Roman" w:hAnsi="Times New Roman"/>
+                <w:sz w:val="20"/>
+              </w:rPr>
+              <w:t>-0.0565</w:t>
+            </w:r>
+          </w:p>
+        </w:tc>
+        <w:tc>
+          <w:tcPr>
+            <w:tcW w:type="dxa" w:w="864"/>
+          </w:tcPr>
+          <w:p>
+            <w:r>
+              <w:rPr>
+                <w:rFonts w:ascii="Times New Roman" w:hAnsi="Times New Roman"/>
+                <w:sz w:val="20"/>
+              </w:rPr>
+              <w:t>0.54026</w:t>
+            </w:r>
+          </w:p>
+        </w:tc>
+        <w:tc>
+          <w:tcPr>
+            <w:tcW w:type="dxa" w:w="864"/>
+          </w:tcPr>
+          <w:p>
+            <w:r>
+              <w:rPr>
+                <w:rFonts w:ascii="Times New Roman" w:hAnsi="Times New Roman"/>
+                <w:sz w:val="20"/>
+              </w:rPr>
+              <w:t>-1.1825</w:t>
+            </w:r>
+          </w:p>
+        </w:tc>
+        <w:tc>
+          <w:tcPr>
+            <w:tcW w:type="dxa" w:w="864"/>
+          </w:tcPr>
+          <w:p>
+            <w:r>
+              <w:rPr>
+                <w:rFonts w:ascii="Times New Roman" w:hAnsi="Times New Roman"/>
+                <w:sz w:val="20"/>
+              </w:rPr>
+              <w:t>-2.41\%</w:t>
+            </w:r>
+          </w:p>
+        </w:tc>
+        <w:tc>
+          <w:tcPr>
+            <w:tcW w:type="dxa" w:w="864"/>
+          </w:tcPr>
+          <w:p>
+            <w:r>
+              <w:rPr>
+                <w:rFonts w:ascii="Times New Roman" w:hAnsi="Times New Roman"/>
+                <w:sz w:val="20"/>
+              </w:rPr>
+              <w:t>Yes</w:t>
+            </w:r>
+          </w:p>
+        </w:tc>
+        <w:tc>
+          <w:tcPr>
+            <w:tcW w:type="dxa" w:w="864"/>
+          </w:tcPr>
+          <w:p>
+            <w:r>
+              <w:rPr>
+                <w:rFonts w:ascii="Times New Roman" w:hAnsi="Times New Roman"/>
+                <w:sz w:val="20"/>
+              </w:rPr>
+              <w:t>ok</w:t>
+            </w:r>
+          </w:p>
+        </w:tc>
+      </w:tr>
+      <w:tr>
+        <w:tc>
+          <w:tcPr>
+            <w:tcW w:type="dxa" w:w="864"/>
+          </w:tcPr>
+          <w:p>
+            <w:r>
+              <w:rPr>
+                <w:rFonts w:ascii="Times New Roman" w:hAnsi="Times New Roman"/>
+                <w:sz w:val="20"/>
+              </w:rPr>
+              <w:t>LSTM-Attention</w:t>
+            </w:r>
+          </w:p>
+        </w:tc>
+        <w:tc>
+          <w:tcPr>
+            <w:tcW w:type="dxa" w:w="864"/>
+          </w:tcPr>
+          <w:p>
+            <w:r>
+              <w:rPr>
+                <w:rFonts w:ascii="Times New Roman" w:hAnsi="Times New Roman"/>
+                <w:sz w:val="20"/>
+              </w:rPr>
+              <w:t>1.11010 ± 0.08941</w:t>
+            </w:r>
+          </w:p>
+        </w:tc>
+        <w:tc>
+          <w:tcPr>
+            <w:tcW w:type="dxa" w:w="864"/>
+          </w:tcPr>
+          <w:p>
+            <w:r>
+              <w:rPr>
+                <w:rFonts w:ascii="Times New Roman" w:hAnsi="Times New Roman"/>
+                <w:sz w:val="20"/>
+              </w:rPr>
+              <w:t>1.05361</w:t>
+            </w:r>
+          </w:p>
+        </w:tc>
+        <w:tc>
+          <w:tcPr>
+            <w:tcW w:type="dxa" w:w="864"/>
+          </w:tcPr>
+          <w:p>
+            <w:r>
+              <w:rPr>
+                <w:rFonts w:ascii="Times New Roman" w:hAnsi="Times New Roman"/>
+                <w:sz w:val="20"/>
+              </w:rPr>
+              <w:t>0.78868 ± 0.11222</w:t>
+            </w:r>
+          </w:p>
+        </w:tc>
+        <w:tc>
+          <w:tcPr>
+            <w:tcW w:type="dxa" w:w="864"/>
+          </w:tcPr>
+          <w:p>
+            <w:r>
+              <w:rPr>
+                <w:rFonts w:ascii="Times New Roman" w:hAnsi="Times New Roman"/>
+                <w:sz w:val="20"/>
+              </w:rPr>
+              <w:t>-0.0906</w:t>
+            </w:r>
+          </w:p>
+        </w:tc>
+        <w:tc>
+          <w:tcPr>
+            <w:tcW w:type="dxa" w:w="864"/>
+          </w:tcPr>
+          <w:p>
+            <w:r>
+              <w:rPr>
+                <w:rFonts w:ascii="Times New Roman" w:hAnsi="Times New Roman"/>
+                <w:sz w:val="20"/>
+              </w:rPr>
+              <w:t>0.56198</w:t>
+            </w:r>
+          </w:p>
+        </w:tc>
+        <w:tc>
+          <w:tcPr>
+            <w:tcW w:type="dxa" w:w="864"/>
+          </w:tcPr>
+          <w:p>
+            <w:r>
+              <w:rPr>
+                <w:rFonts w:ascii="Times New Roman" w:hAnsi="Times New Roman"/>
+                <w:sz w:val="20"/>
+              </w:rPr>
+              <w:t>-1.1752</w:t>
+            </w:r>
+          </w:p>
+        </w:tc>
+        <w:tc>
+          <w:tcPr>
+            <w:tcW w:type="dxa" w:w="864"/>
+          </w:tcPr>
+          <w:p>
+            <w:r>
+              <w:rPr>
+                <w:rFonts w:ascii="Times New Roman" w:hAnsi="Times New Roman"/>
+                <w:sz w:val="20"/>
+              </w:rPr>
+              <w:t>+0.74\%</w:t>
+            </w:r>
+          </w:p>
+        </w:tc>
+        <w:tc>
+          <w:tcPr>
+            <w:tcW w:type="dxa" w:w="864"/>
+          </w:tcPr>
+          <w:p>
+            <w:r>
+              <w:rPr>
+                <w:rFonts w:ascii="Times New Roman" w:hAnsi="Times New Roman"/>
+                <w:sz w:val="20"/>
+              </w:rPr>
+              <w:t>Yes</w:t>
+            </w:r>
+          </w:p>
+        </w:tc>
+        <w:tc>
+          <w:tcPr>
+            <w:tcW w:type="dxa" w:w="864"/>
+          </w:tcPr>
+          <w:p>
+            <w:r>
+              <w:rPr>
+                <w:rFonts w:ascii="Times New Roman" w:hAnsi="Times New Roman"/>
+                <w:sz w:val="20"/>
+              </w:rPr>
+              <w:t>ok</w:t>
+            </w:r>
+          </w:p>
+        </w:tc>
+      </w:tr>
+      <w:tr>
+        <w:tc>
+          <w:tcPr>
+            <w:tcW w:type="dxa" w:w="864"/>
+          </w:tcPr>
+          <w:p>
+            <w:r>
+              <w:rPr>
+                <w:rFonts w:ascii="Times New Roman" w:hAnsi="Times New Roman"/>
+                <w:sz w:val="20"/>
+              </w:rPr>
+              <w:t>TCN</w:t>
+            </w:r>
+          </w:p>
+        </w:tc>
+        <w:tc>
+          <w:tcPr>
+            <w:tcW w:type="dxa" w:w="864"/>
+          </w:tcPr>
+          <w:p>
+            <w:r>
+              <w:rPr>
+                <w:rFonts w:ascii="Times New Roman" w:hAnsi="Times New Roman"/>
+                <w:sz w:val="20"/>
+              </w:rPr>
+              <w:t>\textbf{1.01300 ± 0.09810}</w:t>
+            </w:r>
+          </w:p>
+        </w:tc>
+        <w:tc>
+          <w:tcPr>
+            <w:tcW w:type="dxa" w:w="864"/>
+          </w:tcPr>
+          <w:p>
+            <w:r>
+              <w:rPr>
+                <w:rFonts w:ascii="Times New Roman" w:hAnsi="Times New Roman"/>
+                <w:sz w:val="20"/>
+              </w:rPr>
+              <w:t>\textbf{1.00648}</w:t>
+            </w:r>
+          </w:p>
+        </w:tc>
+        <w:tc>
+          <w:tcPr>
+            <w:tcW w:type="dxa" w:w="864"/>
+          </w:tcPr>
+          <w:p>
+            <w:r>
+              <w:rPr>
+                <w:rFonts w:ascii="Times New Roman" w:hAnsi="Times New Roman"/>
+                <w:sz w:val="20"/>
+              </w:rPr>
+              <w:t>0.69379 ± 0.14274</w:t>
+            </w:r>
+          </w:p>
+        </w:tc>
+        <w:tc>
+          <w:tcPr>
+            <w:tcW w:type="dxa" w:w="864"/>
+          </w:tcPr>
+          <w:p>
+            <w:r>
+              <w:rPr>
+                <w:rFonts w:ascii="Times New Roman" w:hAnsi="Times New Roman"/>
+                <w:sz w:val="20"/>
+              </w:rPr>
+              <w:t>\textbf{0.0048}</w:t>
+            </w:r>
+          </w:p>
+        </w:tc>
+        <w:tc>
+          <w:tcPr>
+            <w:tcW w:type="dxa" w:w="864"/>
+          </w:tcPr>
+          <w:p>
+            <w:r>
+              <w:rPr>
+                <w:rFonts w:ascii="Times New Roman" w:hAnsi="Times New Roman"/>
+                <w:sz w:val="20"/>
+              </w:rPr>
+              <w:t>\textbf{0.50178}</w:t>
+            </w:r>
+          </w:p>
+        </w:tc>
+        <w:tc>
+          <w:tcPr>
+            <w:tcW w:type="dxa" w:w="864"/>
+          </w:tcPr>
+          <w:p>
+            <w:r>
+              <w:rPr>
+                <w:rFonts w:ascii="Times New Roman" w:hAnsi="Times New Roman"/>
+                <w:sz w:val="20"/>
+              </w:rPr>
+              <w:t>-1.1632</w:t>
+            </w:r>
+          </w:p>
+        </w:tc>
+        <w:tc>
+          <w:tcPr>
+            <w:tcW w:type="dxa" w:w="864"/>
+          </w:tcPr>
+          <w:p>
+            <w:r>
+              <w:rPr>
+                <w:rFonts w:ascii="Times New Roman" w:hAnsi="Times New Roman"/>
+                <w:sz w:val="20"/>
+              </w:rPr>
+              <w:t>-8.07\%</w:t>
+            </w:r>
+          </w:p>
+        </w:tc>
+        <w:tc>
+          <w:tcPr>
+            <w:tcW w:type="dxa" w:w="864"/>
+          </w:tcPr>
+          <w:p>
+            <w:r>
+              <w:rPr>
+                <w:rFonts w:ascii="Times New Roman" w:hAnsi="Times New Roman"/>
+                <w:sz w:val="20"/>
+              </w:rPr>
+              <w:t>Yes</w:t>
+            </w:r>
+          </w:p>
+        </w:tc>
+        <w:tc>
+          <w:tcPr>
+            <w:tcW w:type="dxa" w:w="864"/>
+          </w:tcPr>
+          <w:p>
+            <w:r>
+              <w:rPr>
+                <w:rFonts w:ascii="Times New Roman" w:hAnsi="Times New Roman"/>
+                <w:sz w:val="20"/>
+              </w:rPr>
+              <w:t>ok</w:t>
+            </w:r>
+          </w:p>
+        </w:tc>
+      </w:tr>
+      <w:tr>
+        <w:tc>
+          <w:tcPr>
+            <w:tcW w:type="dxa" w:w="864"/>
+          </w:tcPr>
+          <w:p>
+            <w:r>
+              <w:rPr>
+                <w:rFonts w:ascii="Times New Roman" w:hAnsi="Times New Roman"/>
+                <w:sz w:val="20"/>
+              </w:rPr>
+              <w:t>Transformer</w:t>
+            </w:r>
+          </w:p>
+        </w:tc>
+        <w:tc>
+          <w:tcPr>
+            <w:tcW w:type="dxa" w:w="864"/>
+          </w:tcPr>
+          <w:p>
+            <w:r>
+              <w:rPr>
+                <w:rFonts w:ascii="Times New Roman" w:hAnsi="Times New Roman"/>
+                <w:sz w:val="20"/>
+              </w:rPr>
+              <w:t>1.03009 ± 0.02067</w:t>
+            </w:r>
+          </w:p>
+        </w:tc>
+        <w:tc>
+          <w:tcPr>
+            <w:tcW w:type="dxa" w:w="864"/>
+          </w:tcPr>
+          <w:p>
+            <w:r>
+              <w:rPr>
+                <w:rFonts w:ascii="Times New Roman" w:hAnsi="Times New Roman"/>
+                <w:sz w:val="20"/>
+              </w:rPr>
+              <w:t>1.01494</w:t>
+            </w:r>
+          </w:p>
+        </w:tc>
+        <w:tc>
+          <w:tcPr>
+            <w:tcW w:type="dxa" w:w="864"/>
+          </w:tcPr>
+          <w:p>
+            <w:r>
+              <w:rPr>
+                <w:rFonts w:ascii="Times New Roman" w:hAnsi="Times New Roman"/>
+                <w:sz w:val="20"/>
+              </w:rPr>
+              <w:t>0.68357 ± 0.06073</w:t>
+            </w:r>
+          </w:p>
+        </w:tc>
+        <w:tc>
+          <w:tcPr>
+            <w:tcW w:type="dxa" w:w="864"/>
+          </w:tcPr>
+          <w:p>
+            <w:r>
+              <w:rPr>
+                <w:rFonts w:ascii="Times New Roman" w:hAnsi="Times New Roman"/>
+                <w:sz w:val="20"/>
+              </w:rPr>
+              <w:t>-0.0120</w:t>
+            </w:r>
+          </w:p>
+        </w:tc>
+        <w:tc>
+          <w:tcPr>
+            <w:tcW w:type="dxa" w:w="864"/>
+          </w:tcPr>
+          <w:p>
+            <w:r>
+              <w:rPr>
+                <w:rFonts w:ascii="Times New Roman" w:hAnsi="Times New Roman"/>
+                <w:sz w:val="20"/>
+              </w:rPr>
+              <w:t>0.50716</w:t>
+            </w:r>
+          </w:p>
+        </w:tc>
+        <w:tc>
+          <w:tcPr>
+            <w:tcW w:type="dxa" w:w="864"/>
+          </w:tcPr>
+          <w:p>
+            <w:r>
+              <w:rPr>
+                <w:rFonts w:ascii="Times New Roman" w:hAnsi="Times New Roman"/>
+                <w:sz w:val="20"/>
+              </w:rPr>
+              <w:t>-1.1667</w:t>
+            </w:r>
+          </w:p>
+        </w:tc>
+        <w:tc>
+          <w:tcPr>
+            <w:tcW w:type="dxa" w:w="864"/>
+          </w:tcPr>
+          <w:p>
+            <w:r>
+              <w:rPr>
+                <w:rFonts w:ascii="Times New Roman" w:hAnsi="Times New Roman"/>
+                <w:sz w:val="20"/>
+              </w:rPr>
+              <w:t>-6.52\%</w:t>
+            </w:r>
+          </w:p>
+        </w:tc>
+        <w:tc>
+          <w:tcPr>
+            <w:tcW w:type="dxa" w:w="864"/>
+          </w:tcPr>
+          <w:p>
+            <w:r>
+              <w:rPr>
+                <w:rFonts w:ascii="Times New Roman" w:hAnsi="Times New Roman"/>
+                <w:sz w:val="20"/>
+              </w:rPr>
+              <w:t>Yes</w:t>
+            </w:r>
+          </w:p>
+        </w:tc>
+        <w:tc>
+          <w:tcPr>
+            <w:tcW w:type="dxa" w:w="864"/>
+          </w:tcPr>
+          <w:p>
+            <w:r>
+              <w:rPr>
+                <w:rFonts w:ascii="Times New Roman" w:hAnsi="Times New Roman"/>
+                <w:sz w:val="20"/>
+              </w:rPr>
+              <w:t>ok</w:t>
+            </w:r>
+          </w:p>
+        </w:tc>
+      </w:tr>
+      <w:tr>
+        <w:tc>
+          <w:tcPr>
             <w:tcW w:type="dxa" w:w="8640"/>
             <w:gridSpan w:val="10"/>
           </w:tcPr>
@@ -1101,7 +2095,7 @@
                 <w:rFonts w:ascii="Times New Roman" w:hAnsi="Times New Roman"/>
                 <w:sz w:val="20"/>
               </w:rPr>
-              <w:t>1.16599 ± 0.02378</w:t>
+              <w:t>1.20262 ± 0.06448</w:t>
             </w:r>
           </w:p>
         </w:tc>
@@ -1115,7 +2109,7 @@
                 <w:rFonts w:ascii="Times New Roman" w:hAnsi="Times New Roman"/>
                 <w:sz w:val="20"/>
               </w:rPr>
-              <w:t>1.07981</w:t>
+              <w:t>1.09664</w:t>
             </w:r>
           </w:p>
         </w:tc>
@@ -1129,7 +2123,7 @@
                 <w:rFonts w:ascii="Times New Roman" w:hAnsi="Times New Roman"/>
                 <w:sz w:val="20"/>
               </w:rPr>
-              <w:t>0.85428 ± 0.01992</w:t>
+              <w:t>0.88396 ± 0.04619</w:t>
             </w:r>
           </w:p>
         </w:tc>
@@ -1143,7 +2137,7 @@
                 <w:rFonts w:ascii="Times New Roman" w:hAnsi="Times New Roman"/>
                 <w:sz w:val="20"/>
               </w:rPr>
-              <w:t>-0.1455</w:t>
+              <w:t>-0.1815</w:t>
             </w:r>
           </w:p>
         </w:tc>
@@ -1157,7 +2151,7 @@
                 <w:rFonts w:ascii="Times New Roman" w:hAnsi="Times New Roman"/>
                 <w:sz w:val="20"/>
               </w:rPr>
-              <w:t>0.60425</w:t>
+              <w:t>0.62194</w:t>
             </w:r>
           </w:p>
         </w:tc>
@@ -1171,7 +2165,7 @@
                 <w:rFonts w:ascii="Times New Roman" w:hAnsi="Times New Roman"/>
                 <w:sz w:val="20"/>
               </w:rPr>
-              <w:t>-1.1835</w:t>
+              <w:t>-1.1889</w:t>
             </w:r>
           </w:p>
         </w:tc>
@@ -1185,7 +2179,7 @@
                 <w:rFonts w:ascii="Times New Roman" w:hAnsi="Times New Roman"/>
                 <w:sz w:val="20"/>
               </w:rPr>
-              <w:t>+5.81\%</w:t>
+              <w:t>+9.14\%</w:t>
             </w:r>
           </w:p>
         </w:tc>
@@ -1214,6 +2208,148 @@
                 <w:sz w:val="20"/>
               </w:rPr>
               <w:t>DEGENERATE</w:t>
+            </w:r>
+          </w:p>
+        </w:tc>
+      </w:tr>
+      <w:tr>
+        <w:tc>
+          <w:tcPr>
+            <w:tcW w:type="dxa" w:w="864"/>
+          </w:tcPr>
+          <w:p>
+            <w:r>
+              <w:rPr>
+                <w:rFonts w:ascii="Times New Roman" w:hAnsi="Times New Roman"/>
+                <w:sz w:val="20"/>
+              </w:rPr>
+              <w:t>ARCH-LSTM</w:t>
+            </w:r>
+          </w:p>
+        </w:tc>
+        <w:tc>
+          <w:tcPr>
+            <w:tcW w:type="dxa" w:w="864"/>
+          </w:tcPr>
+          <w:p>
+            <w:r>
+              <w:rPr>
+                <w:rFonts w:ascii="Times New Roman" w:hAnsi="Times New Roman"/>
+                <w:sz w:val="20"/>
+              </w:rPr>
+              <w:t>1.20977 ± 0.00004</w:t>
+            </w:r>
+          </w:p>
+        </w:tc>
+        <w:tc>
+          <w:tcPr>
+            <w:tcW w:type="dxa" w:w="864"/>
+          </w:tcPr>
+          <w:p>
+            <w:r>
+              <w:rPr>
+                <w:rFonts w:ascii="Times New Roman" w:hAnsi="Times New Roman"/>
+                <w:sz w:val="20"/>
+              </w:rPr>
+              <w:t>1.09989</w:t>
+            </w:r>
+          </w:p>
+        </w:tc>
+        <w:tc>
+          <w:tcPr>
+            <w:tcW w:type="dxa" w:w="864"/>
+          </w:tcPr>
+          <w:p>
+            <w:r>
+              <w:rPr>
+                <w:rFonts w:ascii="Times New Roman" w:hAnsi="Times New Roman"/>
+                <w:sz w:val="20"/>
+              </w:rPr>
+              <w:t>0.75715 ± 0.00002</w:t>
+            </w:r>
+          </w:p>
+        </w:tc>
+        <w:tc>
+          <w:tcPr>
+            <w:tcW w:type="dxa" w:w="864"/>
+          </w:tcPr>
+          <w:p>
+            <w:r>
+              <w:rPr>
+                <w:rFonts w:ascii="Times New Roman" w:hAnsi="Times New Roman"/>
+                <w:sz w:val="20"/>
+              </w:rPr>
+              <w:t>-0.1885</w:t>
+            </w:r>
+          </w:p>
+        </w:tc>
+        <w:tc>
+          <w:tcPr>
+            <w:tcW w:type="dxa" w:w="864"/>
+          </w:tcPr>
+          <w:p>
+            <w:r>
+              <w:rPr>
+                <w:rFonts w:ascii="Times New Roman" w:hAnsi="Times New Roman"/>
+                <w:sz w:val="20"/>
+              </w:rPr>
+              <w:t>0.55064</w:t>
+            </w:r>
+          </w:p>
+        </w:tc>
+        <w:tc>
+          <w:tcPr>
+            <w:tcW w:type="dxa" w:w="864"/>
+          </w:tcPr>
+          <w:p>
+            <w:r>
+              <w:rPr>
+                <w:rFonts w:ascii="Times New Roman" w:hAnsi="Times New Roman"/>
+                <w:sz w:val="20"/>
+              </w:rPr>
+              <w:t>-1.1684</w:t>
+            </w:r>
+          </w:p>
+        </w:tc>
+        <w:tc>
+          <w:tcPr>
+            <w:tcW w:type="dxa" w:w="864"/>
+          </w:tcPr>
+          <w:p>
+            <w:r>
+              <w:rPr>
+                <w:rFonts w:ascii="Times New Roman" w:hAnsi="Times New Roman"/>
+                <w:sz w:val="20"/>
+              </w:rPr>
+              <w:t>+9.79\%</w:t>
+            </w:r>
+          </w:p>
+        </w:tc>
+        <w:tc>
+          <w:tcPr>
+            <w:tcW w:type="dxa" w:w="864"/>
+          </w:tcPr>
+          <w:p>
+            <w:r>
+              <w:rPr>
+                <w:rFonts w:ascii="Times New Roman" w:hAnsi="Times New Roman"/>
+                <w:sz w:val="20"/>
+              </w:rPr>
+              <w:t>Yes</w:t>
+            </w:r>
+          </w:p>
+        </w:tc>
+        <w:tc>
+          <w:tcPr>
+            <w:tcW w:type="dxa" w:w="864"/>
+          </w:tcPr>
+          <w:p>
+            <w:r>
+              <w:rPr>
+                <w:rFonts w:ascii="Times New Roman" w:hAnsi="Times New Roman"/>
+                <w:sz w:val="20"/>
+              </w:rPr>
+              <w:t>ok</w:t>
             </w:r>
           </w:p>
         </w:tc>

--- a/outputs/tables/Table6_OOS_DJIA.docx
+++ b/outputs/tables/Table6_OOS_DJIA.docx
@@ -311,7 +311,7 @@
                 <w:rFonts w:ascii="Times New Roman" w:hAnsi="Times New Roman"/>
                 <w:sz w:val="20"/>
               </w:rPr>
-              <w:t>Yes</w:t>
+              <w:t>No</w:t>
             </w:r>
           </w:p>
         </w:tc>
@@ -2081,148 +2081,6 @@
                 <w:rFonts w:ascii="Times New Roman" w:hAnsi="Times New Roman"/>
                 <w:sz w:val="20"/>
               </w:rPr>
-              <w:t>LSTM-SSE-t-Student</w:t>
-            </w:r>
-          </w:p>
-        </w:tc>
-        <w:tc>
-          <w:tcPr>
-            <w:tcW w:type="dxa" w:w="864"/>
-          </w:tcPr>
-          <w:p>
-            <w:r>
-              <w:rPr>
-                <w:rFonts w:ascii="Times New Roman" w:hAnsi="Times New Roman"/>
-                <w:sz w:val="20"/>
-              </w:rPr>
-              <w:t>1.20262 ± 0.06448</w:t>
-            </w:r>
-          </w:p>
-        </w:tc>
-        <w:tc>
-          <w:tcPr>
-            <w:tcW w:type="dxa" w:w="864"/>
-          </w:tcPr>
-          <w:p>
-            <w:r>
-              <w:rPr>
-                <w:rFonts w:ascii="Times New Roman" w:hAnsi="Times New Roman"/>
-                <w:sz w:val="20"/>
-              </w:rPr>
-              <w:t>1.09664</w:t>
-            </w:r>
-          </w:p>
-        </w:tc>
-        <w:tc>
-          <w:tcPr>
-            <w:tcW w:type="dxa" w:w="864"/>
-          </w:tcPr>
-          <w:p>
-            <w:r>
-              <w:rPr>
-                <w:rFonts w:ascii="Times New Roman" w:hAnsi="Times New Roman"/>
-                <w:sz w:val="20"/>
-              </w:rPr>
-              <w:t>0.88396 ± 0.04619</w:t>
-            </w:r>
-          </w:p>
-        </w:tc>
-        <w:tc>
-          <w:tcPr>
-            <w:tcW w:type="dxa" w:w="864"/>
-          </w:tcPr>
-          <w:p>
-            <w:r>
-              <w:rPr>
-                <w:rFonts w:ascii="Times New Roman" w:hAnsi="Times New Roman"/>
-                <w:sz w:val="20"/>
-              </w:rPr>
-              <w:t>-0.1815</w:t>
-            </w:r>
-          </w:p>
-        </w:tc>
-        <w:tc>
-          <w:tcPr>
-            <w:tcW w:type="dxa" w:w="864"/>
-          </w:tcPr>
-          <w:p>
-            <w:r>
-              <w:rPr>
-                <w:rFonts w:ascii="Times New Roman" w:hAnsi="Times New Roman"/>
-                <w:sz w:val="20"/>
-              </w:rPr>
-              <w:t>0.62194</w:t>
-            </w:r>
-          </w:p>
-        </w:tc>
-        <w:tc>
-          <w:tcPr>
-            <w:tcW w:type="dxa" w:w="864"/>
-          </w:tcPr>
-          <w:p>
-            <w:r>
-              <w:rPr>
-                <w:rFonts w:ascii="Times New Roman" w:hAnsi="Times New Roman"/>
-                <w:sz w:val="20"/>
-              </w:rPr>
-              <w:t>-1.1889</w:t>
-            </w:r>
-          </w:p>
-        </w:tc>
-        <w:tc>
-          <w:tcPr>
-            <w:tcW w:type="dxa" w:w="864"/>
-          </w:tcPr>
-          <w:p>
-            <w:r>
-              <w:rPr>
-                <w:rFonts w:ascii="Times New Roman" w:hAnsi="Times New Roman"/>
-                <w:sz w:val="20"/>
-              </w:rPr>
-              <w:t>+9.14\%</w:t>
-            </w:r>
-          </w:p>
-        </w:tc>
-        <w:tc>
-          <w:tcPr>
-            <w:tcW w:type="dxa" w:w="864"/>
-          </w:tcPr>
-          <w:p>
-            <w:r>
-              <w:rPr>
-                <w:rFonts w:ascii="Times New Roman" w:hAnsi="Times New Roman"/>
-                <w:sz w:val="20"/>
-              </w:rPr>
-              <w:t>Yes</w:t>
-            </w:r>
-          </w:p>
-        </w:tc>
-        <w:tc>
-          <w:tcPr>
-            <w:tcW w:type="dxa" w:w="864"/>
-          </w:tcPr>
-          <w:p>
-            <w:r>
-              <w:rPr>
-                <w:rFonts w:ascii="Times New Roman" w:hAnsi="Times New Roman"/>
-                <w:sz w:val="20"/>
-              </w:rPr>
-              <w:t>DEGENERATE</w:t>
-            </w:r>
-          </w:p>
-        </w:tc>
-      </w:tr>
-      <w:tr>
-        <w:tc>
-          <w:tcPr>
-            <w:tcW w:type="dxa" w:w="864"/>
-          </w:tcPr>
-          <w:p>
-            <w:r>
-              <w:rPr>
-                <w:rFonts w:ascii="Times New Roman" w:hAnsi="Times New Roman"/>
-                <w:sz w:val="20"/>
-              </w:rPr>
               <w:t>ARCH-LSTM</w:t>
             </w:r>
           </w:p>
@@ -2237,7 +2095,7 @@
                 <w:rFonts w:ascii="Times New Roman" w:hAnsi="Times New Roman"/>
                 <w:sz w:val="20"/>
               </w:rPr>
-              <w:t>1.20977 ± 0.00004</w:t>
+              <w:t>1.09661 ± 0.00022</w:t>
             </w:r>
           </w:p>
         </w:tc>
@@ -2251,7 +2109,7 @@
                 <w:rFonts w:ascii="Times New Roman" w:hAnsi="Times New Roman"/>
                 <w:sz w:val="20"/>
               </w:rPr>
-              <w:t>1.09989</w:t>
+              <w:t>1.04719</w:t>
             </w:r>
           </w:p>
         </w:tc>
@@ -2265,7 +2123,7 @@
                 <w:rFonts w:ascii="Times New Roman" w:hAnsi="Times New Roman"/>
                 <w:sz w:val="20"/>
               </w:rPr>
-              <w:t>0.75715 ± 0.00002</w:t>
+              <w:t>0.72612 ± 0.00010</w:t>
             </w:r>
           </w:p>
         </w:tc>
@@ -2279,7 +2137,7 @@
                 <w:rFonts w:ascii="Times New Roman" w:hAnsi="Times New Roman"/>
                 <w:sz w:val="20"/>
               </w:rPr>
-              <w:t>-0.1885</w:t>
+              <w:t>-0.0773</w:t>
             </w:r>
           </w:p>
         </w:tc>
@@ -2293,7 +2151,7 @@
                 <w:rFonts w:ascii="Times New Roman" w:hAnsi="Times New Roman"/>
                 <w:sz w:val="20"/>
               </w:rPr>
-              <w:t>0.55064</w:t>
+              <w:t>0.53190</w:t>
             </w:r>
           </w:p>
         </w:tc>
@@ -2307,7 +2165,7 @@
                 <w:rFonts w:ascii="Times New Roman" w:hAnsi="Times New Roman"/>
                 <w:sz w:val="20"/>
               </w:rPr>
-              <w:t>-1.1684</w:t>
+              <w:t>-1.1634</w:t>
             </w:r>
           </w:p>
         </w:tc>
@@ -2321,7 +2179,7 @@
                 <w:rFonts w:ascii="Times New Roman" w:hAnsi="Times New Roman"/>
                 <w:sz w:val="20"/>
               </w:rPr>
-              <w:t>+9.79\%</w:t>
+              <w:t>-0.48\%</w:t>
             </w:r>
           </w:p>
         </w:tc>
@@ -2350,6 +2208,148 @@
                 <w:sz w:val="20"/>
               </w:rPr>
               <w:t>ok</w:t>
+            </w:r>
+          </w:p>
+        </w:tc>
+      </w:tr>
+      <w:tr>
+        <w:tc>
+          <w:tcPr>
+            <w:tcW w:type="dxa" w:w="864"/>
+          </w:tcPr>
+          <w:p>
+            <w:r>
+              <w:rPr>
+                <w:rFonts w:ascii="Times New Roman" w:hAnsi="Times New Roman"/>
+                <w:sz w:val="20"/>
+              </w:rPr>
+              <w:t>GARCH-LSTM</w:t>
+            </w:r>
+          </w:p>
+        </w:tc>
+        <w:tc>
+          <w:tcPr>
+            <w:tcW w:type="dxa" w:w="864"/>
+          </w:tcPr>
+          <w:p>
+            <w:r>
+              <w:rPr>
+                <w:rFonts w:ascii="Times New Roman" w:hAnsi="Times New Roman"/>
+                <w:sz w:val="20"/>
+              </w:rPr>
+              <w:t>1.07023 ± 0.00025</w:t>
+            </w:r>
+          </w:p>
+        </w:tc>
+        <w:tc>
+          <w:tcPr>
+            <w:tcW w:type="dxa" w:w="864"/>
+          </w:tcPr>
+          <w:p>
+            <w:r>
+              <w:rPr>
+                <w:rFonts w:ascii="Times New Roman" w:hAnsi="Times New Roman"/>
+                <w:sz w:val="20"/>
+              </w:rPr>
+              <w:t>1.03452</w:t>
+            </w:r>
+          </w:p>
+        </w:tc>
+        <w:tc>
+          <w:tcPr>
+            <w:tcW w:type="dxa" w:w="864"/>
+          </w:tcPr>
+          <w:p>
+            <w:r>
+              <w:rPr>
+                <w:rFonts w:ascii="Times New Roman" w:hAnsi="Times New Roman"/>
+                <w:sz w:val="20"/>
+              </w:rPr>
+              <w:t>0.70923 ± 0.00012</w:t>
+            </w:r>
+          </w:p>
+        </w:tc>
+        <w:tc>
+          <w:tcPr>
+            <w:tcW w:type="dxa" w:w="864"/>
+          </w:tcPr>
+          <w:p>
+            <w:r>
+              <w:rPr>
+                <w:rFonts w:ascii="Times New Roman" w:hAnsi="Times New Roman"/>
+                <w:sz w:val="20"/>
+              </w:rPr>
+              <w:t>-0.0514</w:t>
+            </w:r>
+          </w:p>
+        </w:tc>
+        <w:tc>
+          <w:tcPr>
+            <w:tcW w:type="dxa" w:w="864"/>
+          </w:tcPr>
+          <w:p>
+            <w:r>
+              <w:rPr>
+                <w:rFonts w:ascii="Times New Roman" w:hAnsi="Times New Roman"/>
+                <w:sz w:val="20"/>
+              </w:rPr>
+              <w:t>0.52730</w:t>
+            </w:r>
+          </w:p>
+        </w:tc>
+        <w:tc>
+          <w:tcPr>
+            <w:tcW w:type="dxa" w:w="864"/>
+          </w:tcPr>
+          <w:p>
+            <w:r>
+              <w:rPr>
+                <w:rFonts w:ascii="Times New Roman" w:hAnsi="Times New Roman"/>
+                <w:sz w:val="20"/>
+              </w:rPr>
+              <w:t>-1.1671</w:t>
+            </w:r>
+          </w:p>
+        </w:tc>
+        <w:tc>
+          <w:tcPr>
+            <w:tcW w:type="dxa" w:w="864"/>
+          </w:tcPr>
+          <w:p>
+            <w:r>
+              <w:rPr>
+                <w:rFonts w:ascii="Times New Roman" w:hAnsi="Times New Roman"/>
+                <w:sz w:val="20"/>
+              </w:rPr>
+              <w:t>-2.88\%</w:t>
+            </w:r>
+          </w:p>
+        </w:tc>
+        <w:tc>
+          <w:tcPr>
+            <w:tcW w:type="dxa" w:w="864"/>
+          </w:tcPr>
+          <w:p>
+            <w:r>
+              <w:rPr>
+                <w:rFonts w:ascii="Times New Roman" w:hAnsi="Times New Roman"/>
+                <w:sz w:val="20"/>
+              </w:rPr>
+              <w:t>Yes</w:t>
+            </w:r>
+          </w:p>
+        </w:tc>
+        <w:tc>
+          <w:tcPr>
+            <w:tcW w:type="dxa" w:w="864"/>
+          </w:tcPr>
+          <w:p>
+            <w:r>
+              <w:rPr>
+                <w:rFonts w:ascii="Times New Roman" w:hAnsi="Times New Roman"/>
+                <w:sz w:val="20"/>
+              </w:rPr>
+              <w:t>—</w:t>
             </w:r>
           </w:p>
         </w:tc>

--- a/outputs/tables/Table6_OOS_DJIA.docx
+++ b/outputs/tables/Table6_OOS_DJIA.docx
@@ -2081,149 +2081,7 @@
                 <w:rFonts w:ascii="Times New Roman" w:hAnsi="Times New Roman"/>
                 <w:sz w:val="20"/>
               </w:rPr>
-              <w:t>ARCH-LSTM</w:t>
-            </w:r>
-          </w:p>
-        </w:tc>
-        <w:tc>
-          <w:tcPr>
-            <w:tcW w:type="dxa" w:w="864"/>
-          </w:tcPr>
-          <w:p>
-            <w:r>
-              <w:rPr>
-                <w:rFonts w:ascii="Times New Roman" w:hAnsi="Times New Roman"/>
-                <w:sz w:val="20"/>
-              </w:rPr>
-              <w:t>1.09661 ± 0.00022</w:t>
-            </w:r>
-          </w:p>
-        </w:tc>
-        <w:tc>
-          <w:tcPr>
-            <w:tcW w:type="dxa" w:w="864"/>
-          </w:tcPr>
-          <w:p>
-            <w:r>
-              <w:rPr>
-                <w:rFonts w:ascii="Times New Roman" w:hAnsi="Times New Roman"/>
-                <w:sz w:val="20"/>
-              </w:rPr>
-              <w:t>1.04719</w:t>
-            </w:r>
-          </w:p>
-        </w:tc>
-        <w:tc>
-          <w:tcPr>
-            <w:tcW w:type="dxa" w:w="864"/>
-          </w:tcPr>
-          <w:p>
-            <w:r>
-              <w:rPr>
-                <w:rFonts w:ascii="Times New Roman" w:hAnsi="Times New Roman"/>
-                <w:sz w:val="20"/>
-              </w:rPr>
-              <w:t>0.72612 ± 0.00010</w:t>
-            </w:r>
-          </w:p>
-        </w:tc>
-        <w:tc>
-          <w:tcPr>
-            <w:tcW w:type="dxa" w:w="864"/>
-          </w:tcPr>
-          <w:p>
-            <w:r>
-              <w:rPr>
-                <w:rFonts w:ascii="Times New Roman" w:hAnsi="Times New Roman"/>
-                <w:sz w:val="20"/>
-              </w:rPr>
-              <w:t>-0.0773</w:t>
-            </w:r>
-          </w:p>
-        </w:tc>
-        <w:tc>
-          <w:tcPr>
-            <w:tcW w:type="dxa" w:w="864"/>
-          </w:tcPr>
-          <w:p>
-            <w:r>
-              <w:rPr>
-                <w:rFonts w:ascii="Times New Roman" w:hAnsi="Times New Roman"/>
-                <w:sz w:val="20"/>
-              </w:rPr>
-              <w:t>0.53190</w:t>
-            </w:r>
-          </w:p>
-        </w:tc>
-        <w:tc>
-          <w:tcPr>
-            <w:tcW w:type="dxa" w:w="864"/>
-          </w:tcPr>
-          <w:p>
-            <w:r>
-              <w:rPr>
-                <w:rFonts w:ascii="Times New Roman" w:hAnsi="Times New Roman"/>
-                <w:sz w:val="20"/>
-              </w:rPr>
-              <w:t>-1.1634</w:t>
-            </w:r>
-          </w:p>
-        </w:tc>
-        <w:tc>
-          <w:tcPr>
-            <w:tcW w:type="dxa" w:w="864"/>
-          </w:tcPr>
-          <w:p>
-            <w:r>
-              <w:rPr>
-                <w:rFonts w:ascii="Times New Roman" w:hAnsi="Times New Roman"/>
-                <w:sz w:val="20"/>
-              </w:rPr>
-              <w:t>-0.48\%</w:t>
-            </w:r>
-          </w:p>
-        </w:tc>
-        <w:tc>
-          <w:tcPr>
-            <w:tcW w:type="dxa" w:w="864"/>
-          </w:tcPr>
-          <w:p>
-            <w:r>
-              <w:rPr>
-                <w:rFonts w:ascii="Times New Roman" w:hAnsi="Times New Roman"/>
-                <w:sz w:val="20"/>
-              </w:rPr>
-              <w:t>Yes</w:t>
-            </w:r>
-          </w:p>
-        </w:tc>
-        <w:tc>
-          <w:tcPr>
-            <w:tcW w:type="dxa" w:w="864"/>
-          </w:tcPr>
-          <w:p>
-            <w:r>
-              <w:rPr>
-                <w:rFonts w:ascii="Times New Roman" w:hAnsi="Times New Roman"/>
-                <w:sz w:val="20"/>
-              </w:rPr>
-              <w:t>ok</w:t>
-            </w:r>
-          </w:p>
-        </w:tc>
-      </w:tr>
-      <w:tr>
-        <w:tc>
-          <w:tcPr>
-            <w:tcW w:type="dxa" w:w="864"/>
-          </w:tcPr>
-          <w:p>
-            <w:r>
-              <w:rPr>
-                <w:rFonts w:ascii="Times New Roman" w:hAnsi="Times New Roman"/>
-                <w:sz w:val="20"/>
-              </w:rPr>
-              <w:t>GARCH-LSTM</w:t>
+              <w:t>LSTM-SSE-t-Student</w:t>
             </w:r>
           </w:p>
         </w:tc>
